--- a/EXPORTS/DOCX/published/niveau3/Dutch/KoninklijkeVerzamelingen.docx
+++ b/EXPORTS/DOCX/published/niveau3/Dutch/KoninklijkeVerzamelingen.docx
@@ -418,25 +418,7 @@
             <w:rPr>
               <w:rStyle w:val="Hyperlink"/>
             </w:rPr>
-            <w:t>i</w:t>
-          </w:r>
-        </w:hyperlink>
-      </w:r>
-      <w:r>
-        <w:rPr>
-          <w:u w:val="single" w:color="0000ff"/>
-          <w:rFonts w:ascii="Charis SIL Regular" w:hAnsi="Charis SIL Regular" w:eastAsia="Charis SIL Regular"/>
-          <w:b w:val="0"/>
-          <w:i w:val="0"/>
-          <w:color w:val="000000"/>
-          <w:sz w:val="24"/>
-        </w:rPr>
-        <w:hyperlink r:id="rId10" w:history="1">
-          <w:r>
-            <w:rPr>
-              <w:rStyle w:val="Hyperlink"/>
-            </w:rPr>
-            <w:t>t In</w:t>
+            <w:t>it In</w:t>
           </w:r>
         </w:hyperlink>
       </w:r>
